--- a/manuscript/Gated_Autocatalysis_Criticality_RKMC.docx
+++ b/manuscript/Gated_Autocatalysis_Criticality_RKMC.docx
@@ -73,7 +73,7 @@
         <w:jc w:val="both"/>
       </w:pPr>
       <w:r>
-        <w:t>A cure triggered by the melting of an encapsulated catalyst combines a spread of capsule melting temperatures, autocatalytic kinetics and heat release that feeds back on the temperature. We derive closed-form results for a lumped model and test each against the full rate equations. At constant temperature the gated cure equals the ungated cure evaluated on the cumulative amount of catalyst released, so the delay caused by the gate grows with conversion and approaches the release time constant only late in the cure. The storage conversion of a Gaussian population of capsules follows from the fraction of capsules that are open, which bounds the spread of melting temperatures to within 3% of the full equations. The thermal balance with the conversion held fixed has a critical value of the product of the reduced exothermicity and the ratio of thermal to reaction time, given in closed form (1.96 for reaction order 3/2); integrated thresholds approach it for fast heat loss, and Arrhenius kinetics raise it by about exp(1/Ar), with Ar the reduced activation energy (within 5% on the tested grid). In a continuous-flow reactor two folds of the steady-state curve do not imply two stable states: the upper branch can lose stability at a Hopf-type point before its fold. The window of two stable states is computed on an Arrhenius temperature path (24 K here), while sweep loops through that point depend on noise. All parameters are illustrative; no experimental data are used.</w:t>
+        <w:t>A cure triggered by the melting of an encapsulated catalyst combines a spread of capsule melting temperatures, autocatalytic kinetics and heat release that feeds back on the temperature. We derive closed-form results for a lumped model and test each against the full equations. At constant temperature the gated cure equals the ungated cure evaluated on the cumulative amount of catalyst released, so the gate delay grows with conversion and approaches the release time constant only late in the cure. The storage conversion of a Gaussian population of capsules follows from the fraction of capsules that are open, which bounds the spread of melting temperatures to within 3% of the full equations. For a fully released catalyst, the thermal balance at fixed conversion has a critical value of the product of the reduced exothermicity and the ratio of thermal to reaction time, given in closed form (1.96 for reaction order 3/2); integrated thresholds approach it for fast heat loss, and Arrhenius kinetics raise it by about exp(1/Ar), with Ar the reduced activation energy (within 5% on the tested grid). In a continuous-flow reactor with ungated kinetics, two folds of the steady-state curve do not imply two stable states: the upper branch can lose stability at a Hopf-type point before its fold. The window of two stable states is computed on an Arrhenius temperature path (24 K here), while sweep loops through that point depend on noise. All parameters are illustrative; no experimental data are used.</w:t>
       </w:r>
     </w:p>
     <w:p>
@@ -469,7 +469,7 @@
               <w:rPr>
                 <w:sz w:val="16"/>
               </w:rPr>
-              <w:t>Closed-form storage conversion of a capsule population with release lag, and its exact inversion into a bound on the melting-temperature spread</w:t>
+              <w:t>Closed-form storage conversion of a capsule population with release lag, and its inversion into a bound on the melting-temperature spread (exact within the Gaussian–logistic, small-conversion model)</w:t>
             </w:r>
           </w:p>
         </w:tc>
@@ -7090,43 +7090,43 @@
         <w:rPr>
           <w:i/>
         </w:rPr>
-        <w:t xml:space="preserve">Proof.</w:t>
-      </w:r>
-      <w:r>
-        <w:t xml:space="preserve"> In the small-conversion limit, the rate law is linear, dα/dt = ⟨C⟩(a + bα), so that α = (a/b)[exp(b s(t)) − 1], with s(t) = ∫⟨C⟩dt = f t</w:t>
+        <w:t>Proof.</w:t>
+      </w:r>
+      <w:r>
+        <w:t xml:space="preserve"> In the small-conversion limit the rate law is linear, dα/dt = ⟨C⟩(a + bα), so that α = (a/b)[exp(b s(t)) − 1] with s(t) = ∫⟨C⟩dt = f t</w:t>
       </w:r>
       <w:r>
         <w:rPr>
           <w:vertAlign w:val="subscript"/>
         </w:rPr>
-        <w:t xml:space="preserve">eff</w:t>
-      </w:r>
-      <w:r>
-        <w:t xml:space="preserve">. ∎ The tolerance η on the storage conversion (a symbol distinct from ε = k</w:t>
+        <w:t>eff</w:t>
+      </w:r>
+      <w:r>
+        <w:t>. ∎ The tolerance η on the storage conversion (a symbol distinct from ε = k</w:t>
       </w:r>
       <w:r>
         <w:rPr>
           <w:vertAlign w:val="subscript"/>
         </w:rPr>
-        <w:t xml:space="preserve">1</w:t>
-      </w:r>
-      <w:r>
-        <w:t xml:space="preserve">/k</w:t>
+        <w:t>1</w:t>
+      </w:r>
+      <w:r>
+        <w:t>/k</w:t>
       </w:r>
       <w:r>
         <w:rPr>
           <w:vertAlign w:val="subscript"/>
         </w:rPr>
-        <w:t xml:space="preserve">2</w:t>
-      </w:r>
-      <w:r>
-        <w:t xml:space="preserve">) then fixes the largest admissible open fraction exactly, f</w:t>
+        <w:t>2</w:t>
+      </w:r>
+      <w:r>
+        <w:t>) then fixes the largest admissible open fraction, f</w:t>
       </w:r>
       <w:r>
         <w:rPr>
           <w:vertAlign w:val="superscript"/>
         </w:rPr>
-        <w:t xml:space="preserve">*</w:t>
+        <w:t>*</w:t>
       </w:r>
       <w:r>
         <w:t xml:space="preserve"> = ln(1 + ηb/a)/(b t</w:t>
@@ -7135,25 +7135,25 @@
         <w:rPr>
           <w:vertAlign w:val="subscript"/>
         </w:rPr>
-        <w:t xml:space="preserve">eff</w:t>
-      </w:r>
-      <w:r>
-        <w:t xml:space="preserve">), and the bound on the spread follows by inverting Eq. (10), including </w:t>
+        <w:t>eff</w:t>
+      </w:r>
+      <w:r>
+        <w:t xml:space="preserve">), which is exact for Eq. (10) as stated (that is, within the small-conversion linear response and the Gaussian–logistic description of the open fraction), and the bound on the spread follows by inverting Eq. (10), including </w:t>
       </w:r>
       <w:r>
         <w:rPr>
           <w:i/>
         </w:rPr>
-        <w:t xml:space="preserve">w</w:t>
+        <w:t>w</w:t>
       </w:r>
       <w:r>
         <w:rPr>
           <w:vertAlign w:val="subscript"/>
         </w:rPr>
-        <w:t xml:space="preserve">0</w:t>
-      </w:r>
-      <w:r>
-        <w:t xml:space="preserve">:</w:t>
+        <w:t>0</w:t>
+      </w:r>
+      <w:r>
+        <w:t>:</w:t>
       </w:r>
     </w:p>
     <w:p>
@@ -7661,7 +7661,7 @@
         <w:t xml:space="preserve">0</w:t>
       </w:r>
       <w:r>
-        <w:t xml:space="preserve"> → 0 shows the limit, which differs from it most for the narrowest widths. We tested the closed forms against the capsule-population equations (K = 801 deterministic Gaussian quantiles of the melting temperature, constant temperature, t = 150 min) for margins of 3, 6 and 10 °C and spreads of 2–10 °C: the storage conversions agree within 4% (difference = closed form/numerical − 1; median ratio 0.992), the closed form agrees with the defining integral to 4e-16, and the spread σ</w:t>
+        <w:t xml:space="preserve"> → 0 shows the limit, which differs from it most for the narrowest widths. We tested the closed forms against the capsule-population equations (K = 3201 deterministic Gaussian quantiles of the melting temperature, constant temperature, t = 150 min; the discretization error of this population is at most 0.05%, Appendix A, and is therefore not part of the quoted deviations) for margins of 3, 6 and 10 °C and spreads of 2–10 °C: the storage conversions agree within 5% (difference = closed form/numerical − 1; median ratio 0.992), the closed form agrees with the defining integral to 4e-16, and the spread σ</w:t>
       </w:r>
       <w:r>
         <w:rPr>
@@ -19766,7 +19766,7 @@
         <w:t xml:space="preserve">Window of two stable states.</w:t>
       </w:r>
       <w:r>
-        <w:t xml:space="preserve"> In a continuously fed reactor with flow rate and wall time constant held fixed, a slow ramp of the wall temperature up and down should show an ignition at the temperature of the lower fold and an extinction at a lower temperature, with a window of the width computed for the actual (Arrhenius) path (Table Table 9; 24 K for the illustrative ΔT</w:t>
+        <w:t xml:space="preserve"> In a continuously fed reactor with flow rate and wall time constant held fixed, a slow ramp of the wall temperature up and down should show an ignition at the temperature of the lower fold and an extinction at a lower temperature, with a window of the width computed for the actual (Arrhenius) path (Table 9; 24 K for the illustrative ΔT</w:t>
       </w:r>
       <w:r>
         <w:rPr>
@@ -19873,6 +19873,15 @@
         <w:rPr>
           <w:i/>
         </w:rPr>
+        <w:t xml:space="preserve">Gated thermal and flow analysis.</w:t>
+      </w:r>
+      <w:r>
+        <w:t xml:space="preserve"> The criticality and reactor analyses of Propositions 4 and 5 use a fully released catalyst; the combined effect of a partly open, slowly releasing population and thermal feedback is not analyzed here; it is the setting of the earlier numerical study [18]. (h) </w:t>
+      </w:r>
+      <w:r>
+        <w:rPr>
+          <w:i/>
+        </w:rPr>
         <w:t xml:space="preserve">Experiment.</w:t>
       </w:r>
       <w:r>
@@ -19923,7 +19932,7 @@
         <w:t>eff</w:t>
       </w:r>
       <w:r>
-        <w:t>) − 1], which inverts into a bound on the melting-temperature spread (Proposition 3). The frozen-conversion thermal balance has a critical number (1+n)</w:t>
+        <w:t>) − 1], which inverts into a bound on the melting-temperature spread (Proposition 3). For a fully released catalyst, the frozen-conversion thermal balance has a critical number (1+n)</w:t>
       </w:r>
       <w:r>
         <w:rPr>
@@ -19950,7 +19959,7 @@
         <w:t>1+n</w:t>
       </w:r>
       <w:r>
-        <w:t>], with an Arrhenius correction that is close to exp(1/Ar) in the tested grid (Proposition 4). The continuous-flow reactor has three equilibria above κ</w:t>
+        <w:t>], with an Arrhenius correction that is close to exp(1/Ar) in the tested grid (Proposition 4). The continuous-flow reactor (ungated kinetics) has three equilibria above κ</w:t>
       </w:r>
       <w:r>
         <w:rPr>
@@ -19959,7 +19968,7 @@
         <w:t>c</w:t>
       </w:r>
       <w:r>
-        <w:t>, but the upper branch can lose stability at a Hopf-type point before its fold, so the hysteresis window and its loop area must be computed from the stable states, and sweep loops through that point depend on noise (Proposition 5). All results are tested against the full equations; none is tested against experiment, and the parameters are illustrative.</w:t>
+        <w:t>, but the upper branch can lose stability at a Hopf-type point before its fold, so the hysteresis window and its loop area must be computed from the stable states, and sweep loops through that point depend on noise (Proposition 5). Propositions 4 and 5 are derived for a fully released catalyst; their extension to the gated reactor, in which release and melting add further time scales, is not derived here. All results are tested against the full equations; none is tested against experiment, and the parameters are illustrative.</w:t>
       </w:r>
     </w:p>
     <w:p>
@@ -20075,7 +20084,7 @@
         <w:t>Data and code availability.</w:t>
       </w:r>
       <w:r>
-        <w:t xml:space="preserve"> The model code, the closed-form module, the tests, the figure scripts, the results file (results.json) and the manuscript builder are available at https://github.com/sandlerleon/gated-autocatalysis-criticality (release v1.3.0) and archived on Zenodo at https://doi.org/10.5281/zenodo.23226954; this manuscript is archived as a preprint at https://doi.org/10.5281/zenodo.23226955.</w:t>
+        <w:t xml:space="preserve"> The model code, the closed-form module, the tests, the figure scripts, the results file (results.json) and the manuscript builder are available at https://github.com/sandlerleon/gated-autocatalysis-criticality (release v1.3.1) and archived on Zenodo at https://doi.org/10.5281/zenodo.23227225; this manuscript is archived as a preprint at https://doi.org/10.5281/zenodo.23227226.</w:t>
       </w:r>
     </w:p>
     <w:p>
@@ -20098,34 +20107,34 @@
         <w:rPr>
           <w:i/>
         </w:rPr>
-        <w:t xml:space="preserve">Reference integrator.</w:t>
-      </w:r>
-      <w:r>
-        <w:t xml:space="preserve"> Eqs. (1)–(3) are integrated for all scenarios at once with a vectorized fixed-step fourth-order Runge–Kutta scheme (step 0.01 min for Sections 3.1 and 3.2, 0.05 min for the population runs of Section 3.3; end time 150 min for storage, 300–600 min for cure times). Conversion is limited to [0, 1], and the reaction heat is ΔT</w:t>
+        <w:t>Reference integrator.</w:t>
+      </w:r>
+      <w:r>
+        <w:t xml:space="preserve"> Eqs. (1)–(3) are integrated for all scenarios at once with a vectorized fixed-step fourth-order Runge–Kutta scheme (step 0.01 min for Sections 3.1 and 3.2, 0.05 min for the population runs of Section 3.3; end time 150 min for storage, 300–600 min for cure times). Conversion is limited to [0, 1] and the reaction heat is ΔT</w:t>
       </w:r>
       <w:r>
         <w:rPr>
           <w:vertAlign w:val="subscript"/>
         </w:rPr>
-        <w:t xml:space="preserve">ad</w:t>
-      </w:r>
-      <w:r>
-        <w:t xml:space="preserve"> dα/dt without cut-off, so the energy balance is conserved: in the adiabatic limit, the integrated temperature rise equals ΔT</w:t>
+        <w:t>ad</w:t>
+      </w:r>
+      <w:r>
+        <w:t xml:space="preserve"> dα/dt without cut-off, so the energy balance is conserved: in the adiabatic limit the integrated temperature rise equals ΔT</w:t>
       </w:r>
       <w:r>
         <w:rPr>
           <w:vertAlign w:val="subscript"/>
         </w:rPr>
-        <w:t xml:space="preserve">ad</w:t>
-      </w:r>
-      <w:r>
-        <w:t xml:space="preserve">α to 6.2e-08 K (Section 2, test_theory.py). Capsule populations use K = 801 deterministic Gaussian quantiles z</w:t>
+        <w:t>ad</w:t>
+      </w:r>
+      <w:r>
+        <w:t>α to 6.2e-08 K (Section 2, test_theory.py). Capsule populations use K deterministic Gaussian quantiles z</w:t>
       </w:r>
       <w:r>
         <w:rPr>
           <w:vertAlign w:val="subscript"/>
         </w:rPr>
-        <w:t xml:space="preserve">i</w:t>
+        <w:t>i</w:t>
       </w:r>
       <w:r>
         <w:t xml:space="preserve"> = Φ</w:t>
@@ -20134,10 +20143,10 @@
         <w:rPr>
           <w:vertAlign w:val="superscript"/>
         </w:rPr>
-        <w:t xml:space="preserve">−1</w:t>
-      </w:r>
-      <w:r>
-        <w:t xml:space="preserve">[(i − 1/2)/K]. Convergence: relative to K = 3201, the storage conversion at K = 801 differs by at most 1.0e-02, and relative to step 0.0125 min, the step 0.05 min differs by at most 3.1e-14 (Table 11; difference = value/reference − 1).</w:t>
+        <w:t>−1</w:t>
+      </w:r>
+      <w:r>
+        <w:t>[(i − 1/2)/K]: K = 3201 for the storage-conversion and design-rule comparisons of Section 3.3, and K = 801 for the step study and the recovery test. Convergence is reported separately for the two sources of numerical error, so that neither is mistaken for error of the closed forms. Population discretization: relative to K = 6401 the storage conversion differs by at most 1.1e-02 at K = 801 (the narrow spread σ = 2 °C is the tail-sensitive case) and by at most 4.9e-04 at K = 3201. Time step: relative to step 0.0125 min the step 0.05 min differs by at most 3.1e-14 (Table 11; difference = value/reference − 1). The deviations of Section 3.3 are therefore dominated by the approximations of the closed forms, not by the reference calculation.</w:t>
       </w:r>
     </w:p>
     <w:p>
@@ -20497,7 +20506,7 @@
         <w:t>Software.</w:t>
       </w:r>
       <w:r>
-        <w:t xml:space="preserve"> Python 3.11.9, NumPy 2.4.6, SciPy 1.17.1; release v1.3.0 of the repository contains the exact scripts and results.json.</w:t>
+        <w:t xml:space="preserve"> Python 3.11.9, NumPy 2.4.6, SciPy 1.17.1; release v1.3.1 of the repository contains the exact scripts and results.json.</w:t>
       </w:r>
     </w:p>
     <w:p>
@@ -20536,7 +20545,7 @@
         <w:rPr>
           <w:sz w:val="19"/>
         </w:rPr>
-        <w:t xml:space="preserve"> = 0.5 °C; the narrower spread σ = 2 °C is the tail-sensitive case).</w:t>
+        <w:t xml:space="preserve"> = 0.5 °C; the narrower spread σ = 2 °C is the tail-sensitive case; the step study uses K = 801).</w:t>
       </w:r>
     </w:p>
     <w:tbl>
@@ -20719,7 +20728,7 @@
               <w:rPr>
                 <w:sz w:val="16"/>
               </w:rPr>
-              <w:t>0.000142 (K = 3201)</w:t>
+              <w:t>0.000142 (K = 6401)</w:t>
             </w:r>
           </w:p>
         </w:tc>
@@ -20736,7 +20745,7 @@
               <w:rPr>
                 <w:sz w:val="16"/>
               </w:rPr>
-              <w:t>-2.8e-01</w:t>
+              <w:t>-2.9e-01</w:t>
             </w:r>
           </w:p>
         </w:tc>
@@ -20806,7 +20815,7 @@
               <w:rPr>
                 <w:sz w:val="16"/>
               </w:rPr>
-              <w:t>0.000142 (K = 3201)</w:t>
+              <w:t>0.000142 (K = 6401)</w:t>
             </w:r>
           </w:p>
         </w:tc>
@@ -20893,7 +20902,7 @@
               <w:rPr>
                 <w:sz w:val="16"/>
               </w:rPr>
-              <w:t>0.000142 (K = 3201)</w:t>
+              <w:t>0.000142 (K = 6401)</w:t>
             </w:r>
           </w:p>
         </w:tc>
@@ -20910,7 +20919,7 @@
               <w:rPr>
                 <w:sz w:val="16"/>
               </w:rPr>
-              <w:t>-4.1e-02</w:t>
+              <w:t>-4.2e-02</w:t>
             </w:r>
           </w:p>
         </w:tc>
@@ -20980,7 +20989,7 @@
               <w:rPr>
                 <w:sz w:val="16"/>
               </w:rPr>
-              <w:t>0.000142 (K = 3201)</w:t>
+              <w:t>0.000142 (K = 6401)</w:t>
             </w:r>
           </w:p>
         </w:tc>
@@ -20997,7 +21006,7 @@
               <w:rPr>
                 <w:sz w:val="16"/>
               </w:rPr>
-              <w:t>-1.0e-02</w:t>
+              <w:t>-1.1e-02</w:t>
             </w:r>
           </w:p>
         </w:tc>
@@ -21067,7 +21076,7 @@
               <w:rPr>
                 <w:sz w:val="16"/>
               </w:rPr>
-              <w:t>0.000142 (K = 3201)</w:t>
+              <w:t>0.000142 (K = 6401)</w:t>
             </w:r>
           </w:p>
         </w:tc>
@@ -21084,7 +21093,7 @@
               <w:rPr>
                 <w:sz w:val="16"/>
               </w:rPr>
-              <w:t>-2.0e-03</w:t>
+              <w:t>-2.5e-03</w:t>
             </w:r>
           </w:p>
         </w:tc>
@@ -21120,7 +21129,7 @@
               <w:rPr>
                 <w:sz w:val="16"/>
               </w:rPr>
-              <w:t>step 0.2 min</w:t>
+              <w:t>K = 3201</w:t>
             </w:r>
           </w:p>
         </w:tc>
@@ -21137,7 +21146,7 @@
               <w:rPr>
                 <w:sz w:val="16"/>
               </w:rPr>
-              <w:t>0.000140</w:t>
+              <w:t>0.000142</w:t>
             </w:r>
           </w:p>
         </w:tc>
@@ -21154,7 +21163,7 @@
               <w:rPr>
                 <w:sz w:val="16"/>
               </w:rPr>
-              <w:t>0.000140 (step 0.0125)</w:t>
+              <w:t>0.000142 (K = 6401)</w:t>
             </w:r>
           </w:p>
         </w:tc>
@@ -21171,7 +21180,7 @@
               <w:rPr>
                 <w:sz w:val="16"/>
               </w:rPr>
-              <w:t>+6.7e-15</w:t>
+              <w:t>-4.9e-04</w:t>
             </w:r>
           </w:p>
         </w:tc>
@@ -21207,7 +21216,7 @@
               <w:rPr>
                 <w:sz w:val="16"/>
               </w:rPr>
-              <w:t>step 0.1 min</w:t>
+              <w:t>step 0.2 min</w:t>
             </w:r>
           </w:p>
         </w:tc>
@@ -21258,7 +21267,7 @@
               <w:rPr>
                 <w:sz w:val="16"/>
               </w:rPr>
-              <w:t>-1.6e-14</w:t>
+              <w:t>+6.7e-15</w:t>
             </w:r>
           </w:p>
         </w:tc>
@@ -21294,7 +21303,7 @@
               <w:rPr>
                 <w:sz w:val="16"/>
               </w:rPr>
-              <w:t>step 0.05 min</w:t>
+              <w:t>step 0.1 min</w:t>
             </w:r>
           </w:p>
         </w:tc>
@@ -21345,7 +21354,7 @@
               <w:rPr>
                 <w:sz w:val="16"/>
               </w:rPr>
-              <w:t>-3.1e-14</w:t>
+              <w:t>-1.6e-14</w:t>
             </w:r>
           </w:p>
         </w:tc>
@@ -21381,7 +21390,7 @@
               <w:rPr>
                 <w:sz w:val="16"/>
               </w:rPr>
-              <w:t>step 0.025 min</w:t>
+              <w:t>step 0.05 min</w:t>
             </w:r>
           </w:p>
         </w:tc>
@@ -21432,7 +21441,7 @@
               <w:rPr>
                 <w:sz w:val="16"/>
               </w:rPr>
-              <w:t>-3.7e-14</w:t>
+              <w:t>-3.1e-14</w:t>
             </w:r>
           </w:p>
         </w:tc>
@@ -21468,7 +21477,7 @@
               <w:rPr>
                 <w:sz w:val="16"/>
               </w:rPr>
-              <w:t>step 0.0125 min</w:t>
+              <w:t>step 0.025 min</w:t>
             </w:r>
           </w:p>
         </w:tc>
@@ -21519,7 +21528,7 @@
               <w:rPr>
                 <w:sz w:val="16"/>
               </w:rPr>
-              <w:t>+0.0e+00</w:t>
+              <w:t>-3.7e-14</w:t>
             </w:r>
           </w:p>
         </w:tc>
@@ -21538,7 +21547,7 @@
               <w:rPr>
                 <w:sz w:val="16"/>
               </w:rPr>
-              <w:t>Storage conversion (σ = 4 °C, Δ = 6 °C)</w:t>
+              <w:t>Storage conversion (σ = 2 °C, Δ = 6 °C)</w:t>
             </w:r>
           </w:p>
         </w:tc>
@@ -21555,7 +21564,7 @@
               <w:rPr>
                 <w:sz w:val="16"/>
               </w:rPr>
-              <w:t>K = 101</w:t>
+              <w:t>step 0.0125 min</w:t>
             </w:r>
           </w:p>
         </w:tc>
@@ -21572,7 +21581,7 @@
               <w:rPr>
                 <w:sz w:val="16"/>
               </w:rPr>
-              <w:t>0.003681</w:t>
+              <w:t>0.000140</w:t>
             </w:r>
           </w:p>
         </w:tc>
@@ -21589,7 +21598,7 @@
               <w:rPr>
                 <w:sz w:val="16"/>
               </w:rPr>
-              <w:t>0.003681 (K = 3201)</w:t>
+              <w:t>0.000140 (step 0.0125)</w:t>
             </w:r>
           </w:p>
         </w:tc>
@@ -21606,7 +21615,7 @@
               <w:rPr>
                 <w:sz w:val="16"/>
               </w:rPr>
-              <w:t>+1.0e-06</w:t>
+              <w:t>+0.0e+00</w:t>
             </w:r>
           </w:p>
         </w:tc>
@@ -21642,7 +21651,7 @@
               <w:rPr>
                 <w:sz w:val="16"/>
               </w:rPr>
-              <w:t>K = 201</w:t>
+              <w:t>K = 101</w:t>
             </w:r>
           </w:p>
         </w:tc>
@@ -21676,7 +21685,7 @@
               <w:rPr>
                 <w:sz w:val="16"/>
               </w:rPr>
-              <w:t>0.003681 (K = 3201)</w:t>
+              <w:t>0.003681 (K = 6401)</w:t>
             </w:r>
           </w:p>
         </w:tc>
@@ -21693,7 +21702,7 @@
               <w:rPr>
                 <w:sz w:val="16"/>
               </w:rPr>
-              <w:t>+7.4e-08</w:t>
+              <w:t>+1.0e-06</w:t>
             </w:r>
           </w:p>
         </w:tc>
@@ -21729,7 +21738,7 @@
               <w:rPr>
                 <w:sz w:val="16"/>
               </w:rPr>
-              <w:t>K = 401</w:t>
+              <w:t>K = 201</w:t>
             </w:r>
           </w:p>
         </w:tc>
@@ -21763,7 +21772,7 @@
               <w:rPr>
                 <w:sz w:val="16"/>
               </w:rPr>
-              <w:t>0.003681 (K = 3201)</w:t>
+              <w:t>0.003681 (K = 6401)</w:t>
             </w:r>
           </w:p>
         </w:tc>
@@ -21780,7 +21789,7 @@
               <w:rPr>
                 <w:sz w:val="16"/>
               </w:rPr>
-              <w:t>+5.3e-09</w:t>
+              <w:t>+7.4e-08</w:t>
             </w:r>
           </w:p>
         </w:tc>
@@ -21816,7 +21825,7 @@
               <w:rPr>
                 <w:sz w:val="16"/>
               </w:rPr>
-              <w:t>K = 801</w:t>
+              <w:t>K = 401</w:t>
             </w:r>
           </w:p>
         </w:tc>
@@ -21850,7 +21859,7 @@
               <w:rPr>
                 <w:sz w:val="16"/>
               </w:rPr>
-              <w:t>0.003681 (K = 3201)</w:t>
+              <w:t>0.003681 (K = 6401)</w:t>
             </w:r>
           </w:p>
         </w:tc>
@@ -21867,7 +21876,7 @@
               <w:rPr>
                 <w:sz w:val="16"/>
               </w:rPr>
-              <w:t>+3.7e-10</w:t>
+              <w:t>+5.3e-09</w:t>
             </w:r>
           </w:p>
         </w:tc>
@@ -21903,6 +21912,93 @@
               <w:rPr>
                 <w:sz w:val="16"/>
               </w:rPr>
+              <w:t>K = 801</w:t>
+            </w:r>
+          </w:p>
+        </w:tc>
+        <w:tc>
+          <w:tcPr>
+            <w:tcW w:type="dxa" w:w="1440"/>
+          </w:tcPr>
+          <w:p>
+            <w:pPr>
+              <w:spacing w:line="240" w:lineRule="auto" w:after="20"/>
+            </w:pPr>
+            <w:r/>
+            <w:r>
+              <w:rPr>
+                <w:sz w:val="16"/>
+              </w:rPr>
+              <w:t>0.003681</w:t>
+            </w:r>
+          </w:p>
+        </w:tc>
+        <w:tc>
+          <w:tcPr>
+            <w:tcW w:type="dxa" w:w="2016"/>
+          </w:tcPr>
+          <w:p>
+            <w:pPr>
+              <w:spacing w:line="240" w:lineRule="auto" w:after="20"/>
+            </w:pPr>
+            <w:r/>
+            <w:r>
+              <w:rPr>
+                <w:sz w:val="16"/>
+              </w:rPr>
+              <w:t>0.003681 (K = 6401)</w:t>
+            </w:r>
+          </w:p>
+        </w:tc>
+        <w:tc>
+          <w:tcPr>
+            <w:tcW w:type="dxa" w:w="1584"/>
+          </w:tcPr>
+          <w:p>
+            <w:pPr>
+              <w:spacing w:line="240" w:lineRule="auto" w:after="20"/>
+            </w:pPr>
+            <w:r/>
+            <w:r>
+              <w:rPr>
+                <w:sz w:val="16"/>
+              </w:rPr>
+              <w:t>+3.7e-10</w:t>
+            </w:r>
+          </w:p>
+        </w:tc>
+      </w:tr>
+      <w:tr>
+        <w:tc>
+          <w:tcPr>
+            <w:tcW w:type="dxa" w:w="2880"/>
+          </w:tcPr>
+          <w:p>
+            <w:pPr>
+              <w:spacing w:line="240" w:lineRule="auto" w:after="20"/>
+            </w:pPr>
+            <w:r/>
+            <w:r>
+              <w:rPr>
+                <w:sz w:val="16"/>
+              </w:rPr>
+              <w:t>Storage conversion (σ = 4 °C, Δ = 6 °C)</w:t>
+            </w:r>
+          </w:p>
+        </w:tc>
+        <w:tc>
+          <w:tcPr>
+            <w:tcW w:type="dxa" w:w="1440"/>
+          </w:tcPr>
+          <w:p>
+            <w:pPr>
+              <w:spacing w:line="240" w:lineRule="auto" w:after="20"/>
+            </w:pPr>
+            <w:r/>
+            <w:r>
+              <w:rPr>
+                <w:sz w:val="16"/>
+              </w:rPr>
               <w:t>K = 1601</w:t>
             </w:r>
           </w:p>
@@ -21937,7 +22033,7 @@
               <w:rPr>
                 <w:sz w:val="16"/>
               </w:rPr>
-              <w:t>0.003681 (K = 3201)</w:t>
+              <w:t>0.003681 (K = 6401)</w:t>
             </w:r>
           </w:p>
         </w:tc>
@@ -21954,7 +22050,94 @@
               <w:rPr>
                 <w:sz w:val="16"/>
               </w:rPr>
-              <w:t>+2.3e-11</w:t>
+              <w:t>+2.4e-11</w:t>
+            </w:r>
+          </w:p>
+        </w:tc>
+      </w:tr>
+      <w:tr>
+        <w:tc>
+          <w:tcPr>
+            <w:tcW w:type="dxa" w:w="2880"/>
+          </w:tcPr>
+          <w:p>
+            <w:pPr>
+              <w:spacing w:line="240" w:lineRule="auto" w:after="20"/>
+            </w:pPr>
+            <w:r/>
+            <w:r>
+              <w:rPr>
+                <w:sz w:val="16"/>
+              </w:rPr>
+              <w:t>Storage conversion (σ = 4 °C, Δ = 6 °C)</w:t>
+            </w:r>
+          </w:p>
+        </w:tc>
+        <w:tc>
+          <w:tcPr>
+            <w:tcW w:type="dxa" w:w="1440"/>
+          </w:tcPr>
+          <w:p>
+            <w:pPr>
+              <w:spacing w:line="240" w:lineRule="auto" w:after="20"/>
+            </w:pPr>
+            <w:r/>
+            <w:r>
+              <w:rPr>
+                <w:sz w:val="16"/>
+              </w:rPr>
+              <w:t>K = 3201</w:t>
+            </w:r>
+          </w:p>
+        </w:tc>
+        <w:tc>
+          <w:tcPr>
+            <w:tcW w:type="dxa" w:w="1440"/>
+          </w:tcPr>
+          <w:p>
+            <w:pPr>
+              <w:spacing w:line="240" w:lineRule="auto" w:after="20"/>
+            </w:pPr>
+            <w:r/>
+            <w:r>
+              <w:rPr>
+                <w:sz w:val="16"/>
+              </w:rPr>
+              <w:t>0.003681</w:t>
+            </w:r>
+          </w:p>
+        </w:tc>
+        <w:tc>
+          <w:tcPr>
+            <w:tcW w:type="dxa" w:w="2016"/>
+          </w:tcPr>
+          <w:p>
+            <w:pPr>
+              <w:spacing w:line="240" w:lineRule="auto" w:after="20"/>
+            </w:pPr>
+            <w:r/>
+            <w:r>
+              <w:rPr>
+                <w:sz w:val="16"/>
+              </w:rPr>
+              <w:t>0.003681 (K = 6401)</w:t>
+            </w:r>
+          </w:p>
+        </w:tc>
+        <w:tc>
+          <w:tcPr>
+            <w:tcW w:type="dxa" w:w="1584"/>
+          </w:tcPr>
+          <w:p>
+            <w:pPr>
+              <w:spacing w:line="240" w:lineRule="auto" w:after="20"/>
+            </w:pPr>
+            <w:r/>
+            <w:r>
+              <w:rPr>
+                <w:sz w:val="16"/>
+              </w:rPr>
+              <w:t>+1.1e-12</w:t>
             </w:r>
           </w:p>
         </w:tc>
@@ -22698,7 +22881,7 @@
               <w:rPr>
                 <w:sz w:val="16"/>
               </w:rPr>
-              <w:t>RK4 population (K = 801), step 0.05 min</w:t>
+              <w:t>RK4 population (K = 3201), step 0.05 min</w:t>
             </w:r>
           </w:p>
         </w:tc>
@@ -23205,7 +23388,7 @@
               <w:rPr>
                 <w:sz w:val="16"/>
               </w:rPr>
-              <w:t>Table Table 9</w:t>
+              <w:t>Table 9</w:t>
             </w:r>
           </w:p>
         </w:tc>

--- a/manuscript/Gated_Autocatalysis_Criticality_RKMC.docx
+++ b/manuscript/Gated_Autocatalysis_Criticality_RKMC.docx
@@ -27436,7 +27436,7 @@
         <w:t>v</w:t>
       </w:r>
       <w:r>
-        <w:t>1.3.1) and archived on Zenodo at https://doi.org/10.5281/zenodo.23227225; this manuscript is archived as a preprint at https://doi.org/10.5281/zenodo.23227226.</w:t>
+        <w:t>1.3.2) and archived on Zenodo at https://doi.org/10.5281/zenodo.23306493; this manuscript is archived as a preprint at https://doi.org/10.5281/zenodo.23306494.</w:t>
       </w:r>
     </w:p>
     <w:p>
@@ -28411,7 +28411,7 @@
         <w:t>v</w:t>
       </w:r>
       <w:r>
-        <w:t>1.3.1 of the repository contains the exact scripts and results.json.</w:t>
+        <w:t>1.3.2 of the repository contains the exact scripts and results.json.</w:t>
       </w:r>
     </w:p>
     <w:p>
